--- a/descargas/bachillerato/word/PRESENTE_bachillerato_semana3.docx
+++ b/descargas/bachillerato/word/PRESENTE_bachillerato_semana3.docx
@@ -126,7 +126,7 @@
       </w:r>
       <w:r>
         <w:rPr/>
-        <w:t xml:space="preserve">tres opciones; cada clase elige una:</w:t>
+        <w:t xml:space="preserve">igual en los dos modelos (ver la pestaña «Símbolo»):</w:t>
       </w:r>
     </w:p>
     <w:p>
@@ -143,11 +143,11 @@
           <w:bCs/>
           <w:color w:val="C4531A"/>
         </w:rPr>
-        <w:t xml:space="preserve">Caja cúbica (propuestas A y B): </w:t>
-      </w:r>
-      <w:r>
-        <w:rPr/>
-        <w:t xml:space="preserve"> plantilla 3: tiras, lazo y nudo naranjas de papel.</w:t>
+        <w:t xml:space="preserve">En los dos modelos: </w:t>
+      </w:r>
+      <w:r>
+        <w:rPr/>
+        <w:t xml:space="preserve"> plantilla 3: se coloca de pie, en el centro de la tapa, el símbolo de la campaña como un señalizador. Por detrás dice «Para: ti · De: Dios».</w:t>
       </w:r>
     </w:p>
     <w:p>
@@ -164,32 +164,11 @@
           <w:bCs/>
           <w:color w:val="C4531A"/>
         </w:rPr>
-        <w:t xml:space="preserve">Caja abatible (propuesta C): </w:t>
-      </w:r>
-      <w:r>
-        <w:rPr/>
-        <w:t xml:space="preserve"> se ata en cruz una cinta de raso naranja de verdad (2,5 cm de ancho, un metro por clase) con una lazada.</w:t>
-      </w:r>
-    </w:p>
-    <w:p>
-      <w:pPr>
-        <w:pStyle w:val="Lista"/>
-        <w:numPr>
-          <w:ilvl w:val="0"/>
-          <w:numId w:val="1"/>
-        </w:numPr>
-      </w:pPr>
-      <w:r>
-        <w:rPr>
-          <w:b/>
-          <w:bCs/>
-          <w:color w:val="C4531A"/>
-        </w:rPr>
         <w:t xml:space="preserve">Urna de compromisos (alternativa para Bachillerato y CCFF): </w:t>
       </w:r>
       <w:r>
         <w:rPr/>
-        <w:t xml:space="preserve"> nueva tarjeta; la urna se ata con la cinta naranja.</w:t>
+        <w:t xml:space="preserve"> nueva tarjeta; sobre la urna se coloca el símbolo de la campaña.</w:t>
       </w:r>
     </w:p>
     <w:p>
@@ -261,7 +240,7 @@
       </w:pPr>
       <w:r>
         <w:rPr/>
-        <w:t xml:space="preserve">«Ayer encendimos la vela rosa: domingo Gaudete, el de la alegría». Se colocan las tiras, el lazo y el nudo cúbico de la plantilla 3. «Un lazo une. Esta semana va de eso: de ver y unir».</w:t>
+        <w:t xml:space="preserve">«Ayer encendimos la vela rosa: domingo Gaudete, el de la alegría». Se coloca sobre la tapa el símbolo de la campaña (plantilla 3), como un marcador de ubicación. «Para descubrir al Presente hay que buscarlo, y a veces necesitamos la ubicación, la ayuda de otros, de Dios. Esta semana va de eso: de ver y de señalar».</w:t>
       </w:r>
     </w:p>
     <w:p>
